--- a/backend/工作日志.docx
+++ b/backend/工作日志.docx
@@ -192,10 +192,251 @@
           </wp:inline>
         </w:drawing>
       </w:r>
+    </w:p>
+    <w:p/>
+    <w:p/>
+    <w:p/>
+    <w:p>
+      <w:pPr>
+        <w:rPr>
+          <w:rFonts w:hint="eastAsia"/>
+          <w:lang w:val="en-US" w:eastAsia="zh-CN"/>
+        </w:rPr>
+      </w:pPr>
+      <w:r>
+        <w:rPr>
+          <w:rFonts w:hint="eastAsia"/>
+          <w:lang w:val="en-US" w:eastAsia="zh-CN"/>
+        </w:rPr>
+        <w:t>Ask.py</w:t>
+      </w:r>
+    </w:p>
+    <w:p>
+      <w:pPr>
+        <w:rPr>
+          <w:rFonts w:hint="eastAsia"/>
+          <w:lang w:val="en-US" w:eastAsia="zh-CN"/>
+        </w:rPr>
+      </w:pPr>
+      <w:r>
+        <w:rPr>
+          <w:rFonts w:hint="eastAsia"/>
+          <w:lang w:val="en-US" w:eastAsia="zh-CN"/>
+        </w:rPr>
+        <w:t>调用Deepseek</w:t>
+      </w:r>
+    </w:p>
+    <w:p>
+      <w:pPr>
+        <w:rPr>
+          <w:rFonts w:hint="default"/>
+          <w:lang w:val="en-US" w:eastAsia="zh-CN"/>
+        </w:rPr>
+      </w:pPr>
+      <w:r>
+        <w:rPr>
+          <w:rFonts w:hint="eastAsia"/>
+          <w:lang w:val="en-US" w:eastAsia="zh-CN"/>
+        </w:rPr>
+        <w:t>1.没有给指南进行权威性排名</w:t>
+      </w:r>
+    </w:p>
+    <w:p>
+      <w:pPr>
+        <w:rPr>
+          <w:rFonts w:hint="eastAsia"/>
+          <w:lang w:val="en-US" w:eastAsia="zh-CN"/>
+        </w:rPr>
+      </w:pPr>
+      <w:r>
+        <w:rPr>
+          <w:rFonts w:hint="eastAsia"/>
+          <w:lang w:val="en-US" w:eastAsia="zh-CN"/>
+        </w:rPr>
+        <w:drawing>
+          <wp:inline distT="0" distB="0" distL="114300" distR="114300">
+            <wp:extent cx="5262880" cy="1009015"/>
+            <wp:effectExtent l="0" t="0" r="7620" b="6985"/>
+            <wp:docPr id="6" name="图片 6" descr="ask"/>
+            <wp:cNvGraphicFramePr>
+              <a:graphicFrameLocks xmlns:a="http://schemas.openxmlformats.org/drawingml/2006/main" noChangeAspect="1"/>
+            </wp:cNvGraphicFramePr>
+            <a:graphic xmlns:a="http://schemas.openxmlformats.org/drawingml/2006/main">
+              <a:graphicData uri="http://schemas.openxmlformats.org/drawingml/2006/picture">
+                <pic:pic xmlns:pic="http://schemas.openxmlformats.org/drawingml/2006/picture">
+                  <pic:nvPicPr>
+                    <pic:cNvPr id="6" name="图片 6" descr="ask"/>
+                    <pic:cNvPicPr>
+                      <a:picLocks noChangeAspect="1"/>
+                    </pic:cNvPicPr>
+                  </pic:nvPicPr>
+                  <pic:blipFill>
+                    <a:blip r:embed="rId7"/>
+                    <a:stretch>
+                      <a:fillRect/>
+                    </a:stretch>
+                  </pic:blipFill>
+                  <pic:spPr>
+                    <a:xfrm>
+                      <a:off x="0" y="0"/>
+                      <a:ext cx="5262880" cy="1009015"/>
+                    </a:xfrm>
+                    <a:prstGeom prst="rect">
+                      <a:avLst/>
+                    </a:prstGeom>
+                  </pic:spPr>
+                </pic:pic>
+              </a:graphicData>
+            </a:graphic>
+          </wp:inline>
+        </w:drawing>
+      </w:r>
+    </w:p>
+    <w:p/>
+    <w:p/>
+    <w:p/>
+    <w:p/>
+    <w:p/>
+    <w:p>
+      <w:pPr>
+        <w:numPr>
+          <w:ilvl w:val="0"/>
+          <w:numId w:val="1"/>
+        </w:numPr>
+        <w:rPr>
+          <w:rFonts w:hint="default" w:eastAsiaTheme="minorEastAsia"/>
+          <w:lang w:val="en-US" w:eastAsia="zh-CN"/>
+        </w:rPr>
+      </w:pPr>
+      <w:r>
+        <w:rPr>
+          <w:rFonts w:hint="eastAsia"/>
+          <w:lang w:val="en-US" w:eastAsia="zh-CN"/>
+        </w:rPr>
+        <w:t>加了Tier：权威等级分三层</w:t>
+      </w:r>
+    </w:p>
+    <w:p>
+      <w:pPr>
+        <w:numPr>
+          <w:numId w:val="0"/>
+        </w:numPr>
+        <w:rPr>
+          <w:rFonts w:hint="default" w:eastAsiaTheme="minorEastAsia"/>
+          <w:lang w:val="en-US" w:eastAsia="zh-CN"/>
+        </w:rPr>
+      </w:pPr>
+      <w:r>
+        <w:rPr>
+          <w:rFonts w:hint="eastAsia"/>
+          <w:lang w:val="en-US" w:eastAsia="zh-CN"/>
+        </w:rPr>
+        <w:t>具体分层策略</w:t>
+      </w:r>
       <w:bookmarkStart w:id="0" w:name="_GoBack"/>
       <w:bookmarkEnd w:id="0"/>
-    </w:p>
-    <w:p/>
+      <w:r>
+        <w:rPr>
+          <w:rFonts w:hint="eastAsia"/>
+          <w:lang w:val="en-US" w:eastAsia="zh-CN"/>
+        </w:rPr>
+        <w:t>：指南权威分层清单.docx</w:t>
+      </w:r>
+    </w:p>
+    <w:p>
+      <w:pPr>
+        <w:rPr>
+          <w:rFonts w:hint="default"/>
+          <w:lang w:val="en-US" w:eastAsia="zh-CN"/>
+        </w:rPr>
+      </w:pPr>
+      <w:r>
+        <w:drawing>
+          <wp:inline distT="0" distB="0" distL="114300" distR="114300">
+            <wp:extent cx="5272405" cy="2830195"/>
+            <wp:effectExtent l="0" t="0" r="10795" b="1905"/>
+            <wp:docPr id="4" name="图片 1"/>
+            <wp:cNvGraphicFramePr>
+              <a:graphicFrameLocks xmlns:a="http://schemas.openxmlformats.org/drawingml/2006/main" noChangeAspect="1"/>
+            </wp:cNvGraphicFramePr>
+            <a:graphic xmlns:a="http://schemas.openxmlformats.org/drawingml/2006/main">
+              <a:graphicData uri="http://schemas.openxmlformats.org/drawingml/2006/picture">
+                <pic:pic xmlns:pic="http://schemas.openxmlformats.org/drawingml/2006/picture">
+                  <pic:nvPicPr>
+                    <pic:cNvPr id="4" name="图片 1"/>
+                    <pic:cNvPicPr>
+                      <a:picLocks noChangeAspect="1"/>
+                    </pic:cNvPicPr>
+                  </pic:nvPicPr>
+                  <pic:blipFill>
+                    <a:blip r:embed="rId8"/>
+                    <a:stretch>
+                      <a:fillRect/>
+                    </a:stretch>
+                  </pic:blipFill>
+                  <pic:spPr>
+                    <a:xfrm>
+                      <a:off x="0" y="0"/>
+                      <a:ext cx="5272405" cy="2830195"/>
+                    </a:xfrm>
+                    <a:prstGeom prst="rect">
+                      <a:avLst/>
+                    </a:prstGeom>
+                    <a:noFill/>
+                    <a:ln>
+                      <a:noFill/>
+                    </a:ln>
+                  </pic:spPr>
+                </pic:pic>
+              </a:graphicData>
+            </a:graphic>
+          </wp:inline>
+        </w:drawing>
+      </w:r>
+      <w:r>
+        <w:drawing>
+          <wp:inline distT="0" distB="0" distL="114300" distR="114300">
+            <wp:extent cx="5261610" cy="2769870"/>
+            <wp:effectExtent l="0" t="0" r="8890" b="11430"/>
+            <wp:docPr id="5" name="图片 2"/>
+            <wp:cNvGraphicFramePr>
+              <a:graphicFrameLocks xmlns:a="http://schemas.openxmlformats.org/drawingml/2006/main" noChangeAspect="1"/>
+            </wp:cNvGraphicFramePr>
+            <a:graphic xmlns:a="http://schemas.openxmlformats.org/drawingml/2006/main">
+              <a:graphicData uri="http://schemas.openxmlformats.org/drawingml/2006/picture">
+                <pic:pic xmlns:pic="http://schemas.openxmlformats.org/drawingml/2006/picture">
+                  <pic:nvPicPr>
+                    <pic:cNvPr id="5" name="图片 2"/>
+                    <pic:cNvPicPr>
+                      <a:picLocks noChangeAspect="1"/>
+                    </pic:cNvPicPr>
+                  </pic:nvPicPr>
+                  <pic:blipFill>
+                    <a:blip r:embed="rId9"/>
+                    <a:stretch>
+                      <a:fillRect/>
+                    </a:stretch>
+                  </pic:blipFill>
+                  <pic:spPr>
+                    <a:xfrm>
+                      <a:off x="0" y="0"/>
+                      <a:ext cx="5261610" cy="2769870"/>
+                    </a:xfrm>
+                    <a:prstGeom prst="rect">
+                      <a:avLst/>
+                    </a:prstGeom>
+                    <a:noFill/>
+                    <a:ln>
+                      <a:noFill/>
+                    </a:ln>
+                  </pic:spPr>
+                </pic:pic>
+              </a:graphicData>
+            </a:graphic>
+          </wp:inline>
+        </w:drawing>
+      </w:r>
+    </w:p>
     <w:sectPr>
       <w:pgSz w:w="11906" w:h="16838"/>
       <w:pgMar w:top="1440" w:right="1800" w:bottom="1440" w:left="1800" w:header="851" w:footer="992" w:gutter="0"/>
@@ -204,6 +445,26 @@
     </w:sectPr>
   </w:body>
 </w:document>
+</file>
+
+<file path=word/numbering.xml><?xml version="1.0" encoding="utf-8"?>
+<w:numbering xmlns:wpc="http://schemas.microsoft.com/office/word/2010/wordprocessingCanvas" xmlns:mc="http://schemas.openxmlformats.org/markup-compatibility/2006" xmlns:o="urn:schemas-microsoft-com:office:office" xmlns:r="http://schemas.openxmlformats.org/officeDocument/2006/relationships" xmlns:m="http://schemas.openxmlformats.org/officeDocument/2006/math" xmlns:v="urn:schemas-microsoft-com:vml" xmlns:wp14="http://schemas.microsoft.com/office/word/2010/wordprocessingDrawing" xmlns:wp="http://schemas.openxmlformats.org/drawingml/2006/wordprocessingDrawing" xmlns:w10="urn:schemas-microsoft-com:office:word" xmlns:w="http://schemas.openxmlformats.org/wordprocessingml/2006/main" xmlns:w14="http://schemas.microsoft.com/office/word/2010/wordml" xmlns:wpg="http://schemas.microsoft.com/office/word/2010/wordprocessingGroup" xmlns:wpi="http://schemas.microsoft.com/office/word/2010/wordprocessingInk" xmlns:wne="http://schemas.microsoft.com/office/word/2006/wordml" xmlns:wps="http://schemas.microsoft.com/office/word/2010/wordprocessingShape" xmlns:wpsCustomData="http://www.wps.cn/officeDocument/2013/wpsCustomData" mc:Ignorable="w14 wp14">
+  <w:abstractNum w:abstractNumId="0">
+    <w:nsid w:val="7FCAB93E"/>
+    <w:multiLevelType w:val="singleLevel"/>
+    <w:tmpl w:val="7FCAB93E"/>
+    <w:lvl w:ilvl="0" w:tentative="0">
+      <w:start w:val="2"/>
+      <w:numFmt w:val="decimal"/>
+      <w:suff w:val="space"/>
+      <w:lvlText w:val="%1."/>
+      <w:lvlJc w:val="left"/>
+    </w:lvl>
+  </w:abstractNum>
+  <w:num w:numId="1">
+    <w:abstractNumId w:val="0"/>
+  </w:num>
+</w:numbering>
 </file>
 
 <file path=word/styles.xml><?xml version="1.0" encoding="utf-8"?>

--- a/backend/工作日志.docx
+++ b/backend/工作日志.docx
@@ -322,26 +322,472 @@
           <w:numId w:val="0"/>
         </w:numPr>
         <w:rPr>
-          <w:rFonts w:hint="default" w:eastAsiaTheme="minorEastAsia"/>
-          <w:lang w:val="en-US" w:eastAsia="zh-CN"/>
-        </w:rPr>
-      </w:pPr>
-      <w:r>
-        <w:rPr>
-          <w:rFonts w:hint="eastAsia"/>
-          <w:lang w:val="en-US" w:eastAsia="zh-CN"/>
-        </w:rPr>
-        <w:t>具体分层策略</w:t>
+          <w:rFonts w:hint="eastAsia"/>
+          <w:lang w:val="en-US" w:eastAsia="zh-CN"/>
+        </w:rPr>
+      </w:pPr>
+      <w:r>
+        <w:rPr>
+          <w:rFonts w:hint="eastAsia"/>
+          <w:lang w:val="en-US" w:eastAsia="zh-CN"/>
+        </w:rPr>
+        <w:t>具体分层策略：指南权威分层清单.docx</w:t>
+      </w:r>
+    </w:p>
+    <w:p>
+      <w:pPr>
+        <w:numPr>
+          <w:numId w:val="0"/>
+        </w:numPr>
+        <w:rPr>
+          <w:rFonts w:hint="eastAsia"/>
+          <w:lang w:val="en-US" w:eastAsia="zh-CN"/>
+        </w:rPr>
+      </w:pPr>
+    </w:p>
+    <w:p>
+      <w:pPr>
+        <w:numPr>
+          <w:numId w:val="0"/>
+        </w:numPr>
+      </w:pPr>
+      <w:r>
+        <w:drawing>
+          <wp:inline distT="0" distB="0" distL="114300" distR="114300">
+            <wp:extent cx="5268595" cy="2229485"/>
+            <wp:effectExtent l="0" t="0" r="1905" b="5715"/>
+            <wp:docPr id="7" name="图片 3"/>
+            <wp:cNvGraphicFramePr>
+              <a:graphicFrameLocks xmlns:a="http://schemas.openxmlformats.org/drawingml/2006/main" noChangeAspect="1"/>
+            </wp:cNvGraphicFramePr>
+            <a:graphic xmlns:a="http://schemas.openxmlformats.org/drawingml/2006/main">
+              <a:graphicData uri="http://schemas.openxmlformats.org/drawingml/2006/picture">
+                <pic:pic xmlns:pic="http://schemas.openxmlformats.org/drawingml/2006/picture">
+                  <pic:nvPicPr>
+                    <pic:cNvPr id="7" name="图片 3"/>
+                    <pic:cNvPicPr>
+                      <a:picLocks noChangeAspect="1"/>
+                    </pic:cNvPicPr>
+                  </pic:nvPicPr>
+                  <pic:blipFill>
+                    <a:blip r:embed="rId8"/>
+                    <a:stretch>
+                      <a:fillRect/>
+                    </a:stretch>
+                  </pic:blipFill>
+                  <pic:spPr>
+                    <a:xfrm>
+                      <a:off x="0" y="0"/>
+                      <a:ext cx="5268595" cy="2229485"/>
+                    </a:xfrm>
+                    <a:prstGeom prst="rect">
+                      <a:avLst/>
+                    </a:prstGeom>
+                    <a:noFill/>
+                    <a:ln>
+                      <a:noFill/>
+                    </a:ln>
+                  </pic:spPr>
+                </pic:pic>
+              </a:graphicData>
+            </a:graphic>
+          </wp:inline>
+        </w:drawing>
+      </w:r>
+    </w:p>
+    <w:p>
+      <w:pPr>
+        <w:numPr>
+          <w:numId w:val="0"/>
+        </w:numPr>
+      </w:pPr>
+    </w:p>
+    <w:p>
+      <w:pPr>
+        <w:numPr>
+          <w:numId w:val="0"/>
+        </w:numPr>
+      </w:pPr>
+    </w:p>
+    <w:p>
+      <w:pPr>
+        <w:numPr>
+          <w:ilvl w:val="0"/>
+          <w:numId w:val="1"/>
+        </w:numPr>
+        <w:ind w:left="0" w:leftChars="0" w:firstLine="0" w:firstLineChars="0"/>
+        <w:rPr>
+          <w:rFonts w:hint="eastAsia"/>
+          <w:lang w:val="en-US" w:eastAsia="zh-CN"/>
+        </w:rPr>
+      </w:pPr>
+      <w:r>
+        <w:rPr>
+          <w:rFonts w:hint="eastAsia"/>
+          <w:lang w:val="en-US" w:eastAsia="zh-CN"/>
+        </w:rPr>
+        <w:t>对AI要求：指南原文和线上回答之间不要存在自由发挥的空间</w:t>
+      </w:r>
+    </w:p>
+    <w:p>
+      <w:pPr>
+        <w:numPr>
+          <w:numId w:val="0"/>
+        </w:numPr>
+        <w:ind w:leftChars="0"/>
+        <w:rPr>
+          <w:rFonts w:hint="eastAsia"/>
+          <w:lang w:val="en-US" w:eastAsia="zh-CN"/>
+        </w:rPr>
+      </w:pPr>
+      <w:r>
+        <w:rPr>
+          <w:rFonts w:hint="eastAsia"/>
+          <w:lang w:val="en-US" w:eastAsia="zh-CN"/>
+        </w:rPr>
+        <w:t>保证应用的严谨性与科学性。</w:t>
+      </w:r>
+    </w:p>
+    <w:p>
+      <w:pPr>
+        <w:numPr>
+          <w:numId w:val="0"/>
+        </w:numPr>
+        <w:ind w:leftChars="0"/>
+        <w:rPr>
+          <w:rFonts w:hint="eastAsia"/>
+          <w:lang w:val="en-US" w:eastAsia="zh-CN"/>
+        </w:rPr>
+      </w:pPr>
+      <w:r>
+        <w:rPr>
+          <w:rFonts w:hint="eastAsia"/>
+          <w:lang w:val="en-US" w:eastAsia="zh-CN"/>
+        </w:rPr>
+        <w:t>修改提示词</w:t>
+      </w:r>
+    </w:p>
+    <w:p>
+      <w:pPr>
+        <w:numPr>
+          <w:numId w:val="0"/>
+        </w:numPr>
+        <w:ind w:leftChars="0"/>
+      </w:pPr>
+      <w:r>
+        <w:rPr>
+          <w:rFonts w:hint="eastAsia"/>
+          <w:lang w:val="en-US" w:eastAsia="zh-CN"/>
+        </w:rPr>
+        <w:tab/>
+      </w:r>
+      <w:r>
+        <w:drawing>
+          <wp:inline distT="0" distB="0" distL="114300" distR="114300">
+            <wp:extent cx="5269230" cy="939800"/>
+            <wp:effectExtent l="0" t="0" r="1270" b="0"/>
+            <wp:docPr id="8" name="图片 4"/>
+            <wp:cNvGraphicFramePr>
+              <a:graphicFrameLocks xmlns:a="http://schemas.openxmlformats.org/drawingml/2006/main" noChangeAspect="1"/>
+            </wp:cNvGraphicFramePr>
+            <a:graphic xmlns:a="http://schemas.openxmlformats.org/drawingml/2006/main">
+              <a:graphicData uri="http://schemas.openxmlformats.org/drawingml/2006/picture">
+                <pic:pic xmlns:pic="http://schemas.openxmlformats.org/drawingml/2006/picture">
+                  <pic:nvPicPr>
+                    <pic:cNvPr id="8" name="图片 4"/>
+                    <pic:cNvPicPr>
+                      <a:picLocks noChangeAspect="1"/>
+                    </pic:cNvPicPr>
+                  </pic:nvPicPr>
+                  <pic:blipFill>
+                    <a:blip r:embed="rId9"/>
+                    <a:stretch>
+                      <a:fillRect/>
+                    </a:stretch>
+                  </pic:blipFill>
+                  <pic:spPr>
+                    <a:xfrm>
+                      <a:off x="0" y="0"/>
+                      <a:ext cx="5269230" cy="939800"/>
+                    </a:xfrm>
+                    <a:prstGeom prst="rect">
+                      <a:avLst/>
+                    </a:prstGeom>
+                    <a:noFill/>
+                    <a:ln>
+                      <a:noFill/>
+                    </a:ln>
+                  </pic:spPr>
+                </pic:pic>
+              </a:graphicData>
+            </a:graphic>
+          </wp:inline>
+        </w:drawing>
+      </w:r>
+    </w:p>
+    <w:p>
+      <w:pPr>
+        <w:numPr>
+          <w:numId w:val="0"/>
+        </w:numPr>
+        <w:ind w:leftChars="0"/>
+      </w:pPr>
+      <w:r>
+        <w:drawing>
+          <wp:inline distT="0" distB="0" distL="114300" distR="114300">
+            <wp:extent cx="5273675" cy="1754505"/>
+            <wp:effectExtent l="0" t="0" r="9525" b="10795"/>
+            <wp:docPr id="9" name="图片 5"/>
+            <wp:cNvGraphicFramePr>
+              <a:graphicFrameLocks xmlns:a="http://schemas.openxmlformats.org/drawingml/2006/main" noChangeAspect="1"/>
+            </wp:cNvGraphicFramePr>
+            <a:graphic xmlns:a="http://schemas.openxmlformats.org/drawingml/2006/main">
+              <a:graphicData uri="http://schemas.openxmlformats.org/drawingml/2006/picture">
+                <pic:pic xmlns:pic="http://schemas.openxmlformats.org/drawingml/2006/picture">
+                  <pic:nvPicPr>
+                    <pic:cNvPr id="9" name="图片 5"/>
+                    <pic:cNvPicPr>
+                      <a:picLocks noChangeAspect="1"/>
+                    </pic:cNvPicPr>
+                  </pic:nvPicPr>
+                  <pic:blipFill>
+                    <a:blip r:embed="rId10"/>
+                    <a:stretch>
+                      <a:fillRect/>
+                    </a:stretch>
+                  </pic:blipFill>
+                  <pic:spPr>
+                    <a:xfrm>
+                      <a:off x="0" y="0"/>
+                      <a:ext cx="5273675" cy="1754505"/>
+                    </a:xfrm>
+                    <a:prstGeom prst="rect">
+                      <a:avLst/>
+                    </a:prstGeom>
+                    <a:noFill/>
+                    <a:ln>
+                      <a:noFill/>
+                    </a:ln>
+                  </pic:spPr>
+                </pic:pic>
+              </a:graphicData>
+            </a:graphic>
+          </wp:inline>
+        </w:drawing>
+      </w:r>
+      <w:r>
+        <w:drawing>
+          <wp:inline distT="0" distB="0" distL="114300" distR="114300">
+            <wp:extent cx="5266690" cy="1320165"/>
+            <wp:effectExtent l="0" t="0" r="3810" b="635"/>
+            <wp:docPr id="10" name="图片 6"/>
+            <wp:cNvGraphicFramePr>
+              <a:graphicFrameLocks xmlns:a="http://schemas.openxmlformats.org/drawingml/2006/main" noChangeAspect="1"/>
+            </wp:cNvGraphicFramePr>
+            <a:graphic xmlns:a="http://schemas.openxmlformats.org/drawingml/2006/main">
+              <a:graphicData uri="http://schemas.openxmlformats.org/drawingml/2006/picture">
+                <pic:pic xmlns:pic="http://schemas.openxmlformats.org/drawingml/2006/picture">
+                  <pic:nvPicPr>
+                    <pic:cNvPr id="10" name="图片 6"/>
+                    <pic:cNvPicPr>
+                      <a:picLocks noChangeAspect="1"/>
+                    </pic:cNvPicPr>
+                  </pic:nvPicPr>
+                  <pic:blipFill>
+                    <a:blip r:embed="rId11"/>
+                    <a:stretch>
+                      <a:fillRect/>
+                    </a:stretch>
+                  </pic:blipFill>
+                  <pic:spPr>
+                    <a:xfrm>
+                      <a:off x="0" y="0"/>
+                      <a:ext cx="5266690" cy="1320165"/>
+                    </a:xfrm>
+                    <a:prstGeom prst="rect">
+                      <a:avLst/>
+                    </a:prstGeom>
+                    <a:noFill/>
+                    <a:ln>
+                      <a:noFill/>
+                    </a:ln>
+                  </pic:spPr>
+                </pic:pic>
+              </a:graphicData>
+            </a:graphic>
+          </wp:inline>
+        </w:drawing>
+      </w:r>
+      <w:r>
+        <w:drawing>
+          <wp:inline distT="0" distB="0" distL="114300" distR="114300">
+            <wp:extent cx="5272405" cy="1405255"/>
+            <wp:effectExtent l="0" t="0" r="10795" b="4445"/>
+            <wp:docPr id="11" name="图片 7"/>
+            <wp:cNvGraphicFramePr>
+              <a:graphicFrameLocks xmlns:a="http://schemas.openxmlformats.org/drawingml/2006/main" noChangeAspect="1"/>
+            </wp:cNvGraphicFramePr>
+            <a:graphic xmlns:a="http://schemas.openxmlformats.org/drawingml/2006/main">
+              <a:graphicData uri="http://schemas.openxmlformats.org/drawingml/2006/picture">
+                <pic:pic xmlns:pic="http://schemas.openxmlformats.org/drawingml/2006/picture">
+                  <pic:nvPicPr>
+                    <pic:cNvPr id="11" name="图片 7"/>
+                    <pic:cNvPicPr>
+                      <a:picLocks noChangeAspect="1"/>
+                    </pic:cNvPicPr>
+                  </pic:nvPicPr>
+                  <pic:blipFill>
+                    <a:blip r:embed="rId12"/>
+                    <a:stretch>
+                      <a:fillRect/>
+                    </a:stretch>
+                  </pic:blipFill>
+                  <pic:spPr>
+                    <a:xfrm>
+                      <a:off x="0" y="0"/>
+                      <a:ext cx="5272405" cy="1405255"/>
+                    </a:xfrm>
+                    <a:prstGeom prst="rect">
+                      <a:avLst/>
+                    </a:prstGeom>
+                    <a:noFill/>
+                    <a:ln>
+                      <a:noFill/>
+                    </a:ln>
+                  </pic:spPr>
+                </pic:pic>
+              </a:graphicData>
+            </a:graphic>
+          </wp:inline>
+        </w:drawing>
+      </w:r>
+    </w:p>
+    <w:p>
+      <w:pPr>
+        <w:numPr>
+          <w:numId w:val="0"/>
+        </w:numPr>
+        <w:ind w:leftChars="0"/>
+      </w:pPr>
+    </w:p>
+    <w:p>
+      <w:pPr>
+        <w:numPr>
+          <w:numId w:val="0"/>
+        </w:numPr>
+        <w:ind w:leftChars="0"/>
+      </w:pPr>
+    </w:p>
+    <w:p>
+      <w:pPr>
+        <w:numPr>
+          <w:numId w:val="0"/>
+        </w:numPr>
+        <w:ind w:leftChars="0"/>
+      </w:pPr>
+    </w:p>
+    <w:p>
+      <w:pPr>
+        <w:numPr>
+          <w:numId w:val="0"/>
+        </w:numPr>
+        <w:ind w:leftChars="0"/>
+        <w:rPr>
+          <w:rFonts w:hint="eastAsia"/>
+          <w:lang w:val="en-US" w:eastAsia="zh-CN"/>
+        </w:rPr>
+      </w:pPr>
+      <w:r>
+        <w:rPr>
+          <w:rFonts w:hint="eastAsia"/>
+          <w:lang w:val="en-US" w:eastAsia="zh-CN"/>
+        </w:rPr>
+        <w:t>增加红线事件，严禁在此类事件后给出任何用药建议</w:t>
+      </w:r>
+    </w:p>
+    <w:p>
+      <w:pPr>
+        <w:numPr>
+          <w:numId w:val="0"/>
+        </w:numPr>
+        <w:ind w:leftChars="0"/>
+        <w:rPr>
+          <w:rFonts w:hint="default"/>
+          <w:lang w:val="en-US" w:eastAsia="zh-CN"/>
+        </w:rPr>
+      </w:pPr>
+      <w:r>
+        <w:rPr>
+          <w:rFonts w:hint="default"/>
+          <w:lang w:val="en-US" w:eastAsia="zh-CN"/>
+        </w:rPr>
+        <w:t>结构：13 条红线 + 55 条常规 = 68 条</w:t>
       </w:r>
       <w:bookmarkStart w:id="0" w:name="_GoBack"/>
       <w:bookmarkEnd w:id="0"/>
-      <w:r>
-        <w:rPr>
-          <w:rFonts w:hint="eastAsia"/>
-          <w:lang w:val="en-US" w:eastAsia="zh-CN"/>
-        </w:rPr>
-        <w:t>：指南权威分层清单.docx</w:t>
-      </w:r>
+    </w:p>
+    <w:p>
+      <w:pPr>
+        <w:numPr>
+          <w:numId w:val="0"/>
+        </w:numPr>
+        <w:ind w:leftChars="0"/>
+      </w:pPr>
+      <w:r>
+        <w:drawing>
+          <wp:inline distT="0" distB="0" distL="114300" distR="114300">
+            <wp:extent cx="5271770" cy="2860675"/>
+            <wp:effectExtent l="0" t="0" r="11430" b="9525"/>
+            <wp:docPr id="12" name="图片 8"/>
+            <wp:cNvGraphicFramePr>
+              <a:graphicFrameLocks xmlns:a="http://schemas.openxmlformats.org/drawingml/2006/main" noChangeAspect="1"/>
+            </wp:cNvGraphicFramePr>
+            <a:graphic xmlns:a="http://schemas.openxmlformats.org/drawingml/2006/main">
+              <a:graphicData uri="http://schemas.openxmlformats.org/drawingml/2006/picture">
+                <pic:pic xmlns:pic="http://schemas.openxmlformats.org/drawingml/2006/picture">
+                  <pic:nvPicPr>
+                    <pic:cNvPr id="12" name="图片 8"/>
+                    <pic:cNvPicPr>
+                      <a:picLocks noChangeAspect="1"/>
+                    </pic:cNvPicPr>
+                  </pic:nvPicPr>
+                  <pic:blipFill>
+                    <a:blip r:embed="rId13"/>
+                    <a:stretch>
+                      <a:fillRect/>
+                    </a:stretch>
+                  </pic:blipFill>
+                  <pic:spPr>
+                    <a:xfrm>
+                      <a:off x="0" y="0"/>
+                      <a:ext cx="5271770" cy="2860675"/>
+                    </a:xfrm>
+                    <a:prstGeom prst="rect">
+                      <a:avLst/>
+                    </a:prstGeom>
+                    <a:noFill/>
+                    <a:ln>
+                      <a:noFill/>
+                    </a:ln>
+                  </pic:spPr>
+                </pic:pic>
+              </a:graphicData>
+            </a:graphic>
+          </wp:inline>
+        </w:drawing>
+      </w:r>
+    </w:p>
+    <w:p>
+      <w:pPr>
+        <w:numPr>
+          <w:numId w:val="0"/>
+        </w:numPr>
+        <w:ind w:leftChars="0"/>
+        <w:rPr>
+          <w:rFonts w:hint="default"/>
+          <w:lang w:val="en-US" w:eastAsia="zh-CN"/>
+        </w:rPr>
+      </w:pPr>
     </w:p>
     <w:p>
       <w:pPr>
@@ -369,7 +815,7 @@
                     </pic:cNvPicPr>
                   </pic:nvPicPr>
                   <pic:blipFill>
-                    <a:blip r:embed="rId8"/>
+                    <a:blip r:embed="rId14"/>
                     <a:stretch>
                       <a:fillRect/>
                     </a:stretch>
@@ -412,7 +858,7 @@
                     </pic:cNvPicPr>
                   </pic:nvPicPr>
                   <pic:blipFill>
-                    <a:blip r:embed="rId9"/>
+                    <a:blip r:embed="rId15"/>
                     <a:stretch>
                       <a:fillRect/>
                     </a:stretch>
@@ -472,7 +918,7 @@
   <w:docDefaults>
     <w:rPrDefault>
       <w:rPr>
-        <w:rFonts w:asciiTheme="minorHAnsi" w:hAnsiTheme="minorHAnsi" w:eastAsiaTheme="minorEastAsia" w:cstheme="minorBidi"/>
+        <w:rFonts w:ascii="Times New Roman" w:hAnsi="Times New Roman" w:eastAsia="宋体" w:cs="Times New Roman"/>
       </w:rPr>
     </w:rPrDefault>
     <w:pPrDefault/>
@@ -761,6 +1207,15 @@
       </w:tblCellMar>
     </w:tblPr>
   </w:style>
+  <w:style w:type="character" w:styleId="4">
+    <w:name w:val="Strong"/>
+    <w:basedOn w:val="3"/>
+    <w:qFormat/>
+    <w:uiPriority w:val="0"/>
+    <w:rPr>
+      <w:b/>
+    </w:rPr>
+  </w:style>
 </w:styles>
 </file>
 
